--- a/materialien/Akte2_Raeder/2_Arbeitsblaetter/DD_A2_AB1_Der_rote_Faden.docx
+++ b/materialien/Akte2_Raeder/2_Arbeitsblaetter/DD_A2_AB1_Der_rote_Faden.docx
@@ -3243,10 +3243,10 @@
               <w:rPr>
                 <w:b/>
               </w:rPr>
-              <w:t>Notiere</w:t>
+              <w:t>Gib</w:t>
             </w:r>
             <w:r>
-              <w:t xml:space="preserve"> die passende Verbundbedingung und begründe, warum du Tabellenpräfixe verwendest, obwohl </w:t>
+              <w:t xml:space="preserve"> die passende Verbundbedingung an und begründe, warum du Tabellenpräfixe verwendest, obwohl </w:t>
             </w:r>
             <w:r>
               <w:rPr>
@@ -3430,7 +3430,7 @@
               <w:t>Typ des reparierten Rades</w:t>
             </w:r>
             <w:r>
-              <w:t xml:space="preserve"> aus, nach Datum sortiert. Prüfe deine Abfrage in der Konsole und notiere sie.</w:t>
+              <w:t xml:space="preserve"> aus, nach Datum sortiert. Teste deine Abfrage in der Konsole und gib sie an.</w:t>
             </w:r>
           </w:p>
           <w:p>
@@ -3612,19 +3612,25 @@
               <w:rPr>
                 <w:b/>
               </w:rPr>
-              <w:t>Erkläre</w:t>
+              <w:t>Erläutere</w:t>
             </w:r>
             <w:r>
-              <w:t xml:space="preserve">, warum die Abfrage nicht funktioniert, und </w:t>
+              <w:rPr>
+                <w:b w:val="0"/>
+              </w:rPr>
+              <w:t>,</w:t>
+            </w:r>
+            <w:r>
+              <w:t xml:space="preserve"> warum die Abfrage nicht funktioniert, und </w:t>
             </w:r>
             <w:r>
               <w:rPr>
                 <w:b/>
               </w:rPr>
-              <w:t>korrigiere</w:t>
+              <w:t>verändere</w:t>
             </w:r>
             <w:r>
-              <w:t xml:space="preserve"> sie.</w:t>
+              <w:t xml:space="preserve"> sie so, dass sie funktioniert.</w:t>
             </w:r>
           </w:p>
           <w:p>
@@ -4096,16 +4102,22 @@
               <w:pStyle w:val="DDTabellentext"/>
             </w:pPr>
             <w:r>
-              <w:t xml:space="preserve">Wie viele Zeilen liefert diese Abfrage auf der StadtRad-Datenbank? Vermute zuerst, prüfe dann in der Konsole. </w:t>
+              <w:t xml:space="preserve">Wie viele Zeilen liefert diese Abfrage auf der StadtRad-Datenbank? Gib zuerst eine Vermutung an und teste sie dann in der Konsole. </w:t>
             </w:r>
             <w:r>
               <w:rPr>
                 <w:b/>
               </w:rPr>
-              <w:t>Erkläre</w:t>
+              <w:t>Erläutere</w:t>
             </w:r>
             <w:r>
-              <w:t>, was die Abfrage eigentlich zeigt.</w:t>
+              <w:rPr>
+                <w:b w:val="0"/>
+              </w:rPr>
+              <w:t>,</w:t>
+            </w:r>
+            <w:r>
+              <w:t xml:space="preserve"> was die Abfrage eigentlich zeigt.</w:t>
             </w:r>
           </w:p>
           <w:p>
